--- a/pdfs/Cabernet.docx
+++ b/pdfs/Cabernet.docx
@@ -1,6 +1,6 @@
 
 <file path=word/document.xml><?xml version="1.0" encoding="utf-8"?>
-<w:document xmlns:wpc="http://schemas.microsoft.com/office/word/2010/wordprocessingCanvas" xmlns:cx="http://schemas.microsoft.com/office/drawing/2014/chartex" xmlns:cx1="http://schemas.microsoft.com/office/drawing/2015/9/8/chartex" xmlns:cx2="http://schemas.microsoft.com/office/drawing/2015/10/21/chartex" xmlns:cx3="http://schemas.microsoft.com/office/drawing/2016/5/9/chartex" xmlns:cx4="http://schemas.microsoft.com/office/drawing/2016/5/10/chartex" xmlns:cx5="http://schemas.microsoft.com/office/drawing/2016/5/11/chartex" xmlns:cx6="http://schemas.microsoft.com/office/drawing/2016/5/12/chartex" xmlns:cx7="http://schemas.microsoft.com/office/drawing/2016/5/13/chartex" xmlns:cx8="http://schemas.microsoft.com/office/drawing/2016/5/14/chartex" xmlns:mc="http://schemas.openxmlformats.org/markup-compatibility/2006" xmlns:aink="http://schemas.microsoft.com/office/drawing/2016/ink" xmlns:am3d="http://schemas.microsoft.com/office/drawing/2017/model3d" xmlns:o="urn:schemas-microsoft-com:office:office" xmlns:oel="http://schemas.microsoft.com/office/2019/extlst" xmlns:r="http://schemas.openxmlformats.org/officeDocument/2006/relationships" xmlns:m="http://schemas.openxmlformats.org/officeDocument/2006/math" xmlns:v="urn:schemas-microsoft-com:vml" xmlns:wp14="http://schemas.microsoft.com/office/word/2010/wordprocessingDrawing" xmlns:wp="http://schemas.openxmlformats.org/drawingml/2006/wordprocessingDrawing" xmlns:w10="urn:schemas-microsoft-com:office:word" xmlns:w="http://schemas.openxmlformats.org/wordprocessingml/2006/main" xmlns:w14="http://schemas.microsoft.com/office/word/2010/wordml" xmlns:w15="http://schemas.microsoft.com/office/word/2012/wordml" xmlns:w16cex="http://schemas.microsoft.com/office/word/2018/wordml/cex" xmlns:w16cid="http://schemas.microsoft.com/office/word/2016/wordml/cid" xmlns:w16="http://schemas.microsoft.com/office/word/2018/wordml" xmlns:w16sdtdh="http://schemas.microsoft.com/office/word/2020/wordml/sdtdatahash" xmlns:w16se="http://schemas.microsoft.com/office/word/2015/wordml/symex" xmlns:wpg="http://schemas.microsoft.com/office/word/2010/wordprocessingGroup" xmlns:wpi="http://schemas.microsoft.com/office/word/2010/wordprocessingInk" xmlns:wne="http://schemas.microsoft.com/office/word/2006/wordml" xmlns:wps="http://schemas.microsoft.com/office/word/2010/wordprocessingShape" mc:Ignorable="w14 w15 w16se w16cid w16 w16cex w16sdtdh wp14">
+<w:document xmlns:wpc="http://schemas.microsoft.com/office/word/2010/wordprocessingCanvas" xmlns:cx="http://schemas.microsoft.com/office/drawing/2014/chartex" xmlns:cx1="http://schemas.microsoft.com/office/drawing/2015/9/8/chartex" xmlns:cx2="http://schemas.microsoft.com/office/drawing/2015/10/21/chartex" xmlns:cx3="http://schemas.microsoft.com/office/drawing/2016/5/9/chartex" xmlns:cx4="http://schemas.microsoft.com/office/drawing/2016/5/10/chartex" xmlns:cx5="http://schemas.microsoft.com/office/drawing/2016/5/11/chartex" xmlns:cx6="http://schemas.microsoft.com/office/drawing/2016/5/12/chartex" xmlns:cx7="http://schemas.microsoft.com/office/drawing/2016/5/13/chartex" xmlns:cx8="http://schemas.microsoft.com/office/drawing/2016/5/14/chartex" xmlns:mc="http://schemas.openxmlformats.org/markup-compatibility/2006" xmlns:aink="http://schemas.microsoft.com/office/drawing/2016/ink" xmlns:am3d="http://schemas.microsoft.com/office/drawing/2017/model3d" xmlns:o="urn:schemas-microsoft-com:office:office" xmlns:oel="http://schemas.microsoft.com/office/2019/extlst" xmlns:r="http://schemas.openxmlformats.org/officeDocument/2006/relationships" xmlns:m="http://schemas.openxmlformats.org/officeDocument/2006/math" xmlns:v="urn:schemas-microsoft-com:vml" xmlns:wp14="http://schemas.microsoft.com/office/word/2010/wordprocessingDrawing" xmlns:wp="http://schemas.openxmlformats.org/drawingml/2006/wordprocessingDrawing" xmlns:w10="urn:schemas-microsoft-com:office:word" xmlns:w="http://schemas.openxmlformats.org/wordprocessingml/2006/main" xmlns:w14="http://schemas.microsoft.com/office/word/2010/wordml" xmlns:w15="http://schemas.microsoft.com/office/word/2012/wordml" xmlns:w16cex="http://schemas.microsoft.com/office/word/2018/wordml/cex" xmlns:w16cid="http://schemas.microsoft.com/office/word/2016/wordml/cid" xmlns:w16="http://schemas.microsoft.com/office/word/2018/wordml" xmlns:w16du="http://schemas.microsoft.com/office/word/2023/wordml/word16du" xmlns:w16sdtdh="http://schemas.microsoft.com/office/word/2020/wordml/sdtdatahash" xmlns:w16se="http://schemas.microsoft.com/office/word/2015/wordml/symex" xmlns:wpg="http://schemas.microsoft.com/office/word/2010/wordprocessingGroup" xmlns:wpi="http://schemas.microsoft.com/office/word/2010/wordprocessingInk" xmlns:wne="http://schemas.microsoft.com/office/word/2006/wordml" xmlns:wps="http://schemas.microsoft.com/office/word/2010/wordprocessingShape" mc:Ignorable="w14 w15 w16se w16cid w16 w16cex w16sdtdh w16du wp14">
   <w:body>
     <w:p>
       <w:r>
@@ -1619,14 +1619,9 @@
           <w:szCs w:val="32"/>
           <w14:ligatures w14:val="none"/>
         </w:rPr>
-        <w:t>Odležava 12 meseci u hrastovom buretu i minimum 10 meseci u boci. </w:t>
-      </w:r>
-    </w:p>
-    <w:p>
-      <w:pPr>
-        <w:shd w:val="clear" w:color="auto" w:fill="FFFFFF"/>
-        <w:spacing w:before="100" w:beforeAutospacing="1" w:after="100" w:afterAutospacing="1" w:line="240" w:lineRule="auto"/>
-        <w:jc w:val="both"/>
+        <w:t>Odležava 1</w:t>
+      </w:r>
+      <w:r>
         <w:rPr>
           <w:rFonts w:ascii="FSAlbert" w:eastAsia="Times New Roman" w:hAnsi="FSAlbert" w:cs="Times New Roman"/>
           <w:color w:val="363636"/>
@@ -1635,7 +1630,8 @@
           <w:szCs w:val="32"/>
           <w14:ligatures w14:val="none"/>
         </w:rPr>
-      </w:pPr>
+        <w:t>8</w:t>
+      </w:r>
       <w:r>
         <w:rPr>
           <w:rFonts w:ascii="FSAlbert" w:eastAsia="Times New Roman" w:hAnsi="FSAlbert" w:cs="Times New Roman"/>
@@ -1645,7 +1641,7 @@
           <w:szCs w:val="32"/>
           <w14:ligatures w14:val="none"/>
         </w:rPr>
-        <w:t>Kupaža dva vina sa izraženim voćnim stilom (crno bobičasto voće) sa notama cveća i paprike. Procesom odležavanja u vinu su se razvile note vanile ,duvana i slatkog drveta,..</w:t>
+        <w:t xml:space="preserve"> meseci u hrastovom buretu i minimum 10 meseci u boci. </w:t>
       </w:r>
     </w:p>
     <w:p>
@@ -1671,7 +1667,7 @@
           <w:szCs w:val="32"/>
           <w14:ligatures w14:val="none"/>
         </w:rPr>
-        <w:t>Uz vino se od hrane lepo slažu jela sa roštilja, biftek, svinjski kare, ćuretina na podvarku, jela ispod sača,..</w:t>
+        <w:t>Kupaža dva vina sa izraženim voćnim stilom (crno bobičasto voće) sa notama cveća i paprike. Procesom odležavanja u vinu su se razvile note vanile ,duvana i slatkog drveta,..</w:t>
       </w:r>
     </w:p>
     <w:p>
@@ -1697,7 +1693,7 @@
           <w:szCs w:val="32"/>
           <w14:ligatures w14:val="none"/>
         </w:rPr>
-        <w:t>Koristimo tehniku iz Bordoa-mešanje grozdova.  Vršimo fermentaciju sorti Kaberne Frana i Kaberne Sovinjona.. Ne sazrevaju u isto vreme, Suština je da Kaberne Fran bude prezreliji a Kaberne Sovinjon zeleniji. </w:t>
+        <w:t>Uz vino se od hrane lepo slažu jela sa roštilja, biftek, svinjski kare, ćuretina na podvarku, jela ispod sača,..</w:t>
       </w:r>
     </w:p>
     <w:p>
@@ -1723,7 +1719,7 @@
           <w:szCs w:val="32"/>
           <w14:ligatures w14:val="none"/>
         </w:rPr>
-        <w:t>Prosečno proizvedemo oko 700 boca Kaberne Fran-Kaberne Sovinjona godišnje.</w:t>
+        <w:t>Koristimo tehniku iz Bordoa-mešanje grozdova.  Vršimo fermentaciju sorti Kaberne Frana i Kaberne Sovinjona.. Ne sazrevaju u isto vreme, Suština je da Kaberne Fran bude prezreliji a Kaberne Sovinjon zeleniji. </w:t>
       </w:r>
     </w:p>
     <w:p>
@@ -1749,11 +1745,75 @@
           <w:szCs w:val="32"/>
           <w14:ligatures w14:val="none"/>
         </w:rPr>
-        <w:t>Ovo vino je sve popularnije u Srbiji, sa svojim atributima dokazuje da je sposobno za  vrhunske svetske izazove.</w:t>
+        <w:t xml:space="preserve">Prosečno proizvedemo oko </w:t>
+      </w:r>
+      <w:r>
+        <w:rPr>
+          <w:rFonts w:ascii="FSAlbert" w:eastAsia="Times New Roman" w:hAnsi="FSAlbert" w:cs="Times New Roman"/>
+          <w:color w:val="363636"/>
+          <w:kern w:val="0"/>
+          <w:sz w:val="32"/>
+          <w:szCs w:val="32"/>
+          <w14:ligatures w14:val="none"/>
+        </w:rPr>
+        <w:t>1000</w:t>
+      </w:r>
+      <w:r>
+        <w:rPr>
+          <w:rFonts w:ascii="FSAlbert" w:eastAsia="Times New Roman" w:hAnsi="FSAlbert" w:cs="Times New Roman"/>
+          <w:color w:val="363636"/>
+          <w:kern w:val="0"/>
+          <w:sz w:val="32"/>
+          <w:szCs w:val="32"/>
+          <w14:ligatures w14:val="none"/>
+        </w:rPr>
+        <w:t xml:space="preserve"> boca Kaberne Fran-Kaberne Sovinjona godišnje.</w:t>
       </w:r>
     </w:p>
     <w:p>
       <w:pPr>
+        <w:shd w:val="clear" w:color="auto" w:fill="FFFFFF"/>
+        <w:spacing w:before="100" w:beforeAutospacing="1" w:after="100" w:afterAutospacing="1" w:line="240" w:lineRule="auto"/>
+        <w:jc w:val="both"/>
+        <w:rPr>
+          <w:rFonts w:ascii="FSAlbert" w:eastAsia="Times New Roman" w:hAnsi="FSAlbert" w:cs="Times New Roman"/>
+          <w:color w:val="363636"/>
+          <w:kern w:val="0"/>
+          <w:sz w:val="32"/>
+          <w:szCs w:val="32"/>
+          <w14:ligatures w14:val="none"/>
+        </w:rPr>
+      </w:pPr>
+      <w:r>
+        <w:rPr>
+          <w:rFonts w:ascii="FSAlbert" w:eastAsia="Times New Roman" w:hAnsi="FSAlbert" w:cs="Times New Roman"/>
+          <w:color w:val="363636"/>
+          <w:kern w:val="0"/>
+          <w:sz w:val="32"/>
+          <w:szCs w:val="32"/>
+          <w14:ligatures w14:val="none"/>
+        </w:rPr>
+        <w:t>Ovo vino je sve popularnije u Srbiji, sa svojim atributima dokazuje da je sposobno za  vrhunske svetske izazove.</w:t>
+      </w:r>
+    </w:p>
+    <w:p>
+      <w:pPr>
+        <w:shd w:val="clear" w:color="auto" w:fill="FFFFFF"/>
+        <w:spacing w:before="100" w:beforeAutospacing="1" w:after="100" w:afterAutospacing="1" w:line="240" w:lineRule="auto"/>
+        <w:jc w:val="both"/>
+        <w:rPr>
+          <w:rFonts w:ascii="FSAlbert" w:eastAsia="Times New Roman" w:hAnsi="FSAlbert" w:cs="Times New Roman"/>
+          <w:color w:val="363636"/>
+          <w:kern w:val="0"/>
+          <w:sz w:val="32"/>
+          <w:szCs w:val="32"/>
+          <w14:ligatures w14:val="none"/>
+        </w:rPr>
+      </w:pPr>
+    </w:p>
+    <w:p>
+      <w:pPr>
+        <w:jc w:val="center"/>
         <w:rPr>
           <w:rFonts w:ascii="Bodoni MT Black" w:hAnsi="Bodoni MT Black"/>
           <w:b/>
@@ -1764,18 +1824,84 @@
       </w:pPr>
       <w:r>
         <w:rPr>
-          <w:rFonts w:ascii="Bodoni MT Black" w:hAnsi="Bodoni MT Black"/>
+          <w:rFonts w:ascii="FSAlbert" w:hAnsi="FSAlbert"/>
           <w:b/>
           <w:bCs/>
+          <w:noProof/>
           <w:sz w:val="48"/>
           <w:szCs w:val="48"/>
         </w:rPr>
-        <w:br w:type="page"/>
-      </w:r>
-    </w:p>
-    <w:p>
-      <w:pPr>
-        <w:jc w:val="center"/>
+        <mc:AlternateContent>
+          <mc:Choice Requires="wps">
+            <w:drawing>
+              <wp:anchor distT="0" distB="0" distL="114300" distR="114300" simplePos="0" relativeHeight="251674624" behindDoc="0" locked="0" layoutInCell="1" allowOverlap="1" wp14:anchorId="1D1472DD" wp14:editId="34875038">
+                <wp:simplePos x="0" y="0"/>
+                <wp:positionH relativeFrom="column">
+                  <wp:posOffset>2218944</wp:posOffset>
+                </wp:positionH>
+                <wp:positionV relativeFrom="paragraph">
+                  <wp:posOffset>402336</wp:posOffset>
+                </wp:positionV>
+                <wp:extent cx="1402080" cy="0"/>
+                <wp:effectExtent l="0" t="0" r="0" b="0"/>
+                <wp:wrapNone/>
+                <wp:docPr id="611340764" name="Straight Connector 3"/>
+                <wp:cNvGraphicFramePr/>
+                <a:graphic xmlns:a="http://schemas.openxmlformats.org/drawingml/2006/main">
+                  <a:graphicData uri="http://schemas.microsoft.com/office/word/2010/wordprocessingShape">
+                    <wps:wsp>
+                      <wps:cNvCnPr/>
+                      <wps:spPr>
+                        <a:xfrm>
+                          <a:off x="0" y="0"/>
+                          <a:ext cx="1402080" cy="0"/>
+                        </a:xfrm>
+                        <a:prstGeom prst="line">
+                          <a:avLst/>
+                        </a:prstGeom>
+                        <a:ln>
+                          <a:solidFill>
+                            <a:srgbClr val="7B0323"/>
+                          </a:solidFill>
+                        </a:ln>
+                      </wps:spPr>
+                      <wps:style>
+                        <a:lnRef idx="1">
+                          <a:schemeClr val="accent1"/>
+                        </a:lnRef>
+                        <a:fillRef idx="0">
+                          <a:schemeClr val="accent1"/>
+                        </a:fillRef>
+                        <a:effectRef idx="0">
+                          <a:schemeClr val="accent1"/>
+                        </a:effectRef>
+                        <a:fontRef idx="minor">
+                          <a:schemeClr val="tx1"/>
+                        </a:fontRef>
+                      </wps:style>
+                      <wps:bodyPr/>
+                    </wps:wsp>
+                  </a:graphicData>
+                </a:graphic>
+                <wp14:sizeRelH relativeFrom="margin">
+                  <wp14:pctWidth>0</wp14:pctWidth>
+                </wp14:sizeRelH>
+                <wp14:sizeRelV relativeFrom="margin">
+                  <wp14:pctHeight>0</wp14:pctHeight>
+                </wp14:sizeRelV>
+              </wp:anchor>
+            </w:drawing>
+          </mc:Choice>
+          <mc:Fallback>
+            <w:pict>
+              <v:line w14:anchorId="4821F6F1" id="Straight Connector 3" o:spid="_x0000_s1026" style="position:absolute;z-index:251674624;visibility:visible;mso-wrap-style:square;mso-width-percent:0;mso-height-percent:0;mso-wrap-distance-left:9pt;mso-wrap-distance-top:0;mso-wrap-distance-right:9pt;mso-wrap-distance-bottom:0;mso-position-horizontal:absolute;mso-position-horizontal-relative:text;mso-position-vertical:absolute;mso-position-vertical-relative:text;mso-width-percent:0;mso-height-percent:0;mso-width-relative:margin;mso-height-relative:margin" from="174.7pt,31.7pt" to="285.1pt,31.7pt" o:gfxdata="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" strokecolor="#7b0323" strokeweight=".5pt">
+                <v:stroke joinstyle="miter"/>
+              </v:line>
+            </w:pict>
+          </mc:Fallback>
+        </mc:AlternateContent>
+      </w:r>
+      <w:r>
         <w:rPr>
           <w:rFonts w:ascii="FSAlbert" w:hAnsi="FSAlbert"/>
           <w:b/>
@@ -1783,11 +1909,9 @@
           <w:sz w:val="48"/>
           <w:szCs w:val="48"/>
         </w:rPr>
-      </w:pPr>
-    </w:p>
-    <w:p>
-      <w:pPr>
-        <w:jc w:val="center"/>
+        <w:t>N</w:t>
+      </w:r>
+      <w:r>
         <w:rPr>
           <w:rFonts w:ascii="FSAlbert" w:hAnsi="FSAlbert"/>
           <w:b/>
@@ -1795,16 +1919,110 @@
           <w:sz w:val="48"/>
           <w:szCs w:val="48"/>
         </w:rPr>
-      </w:pPr>
-    </w:p>
-    <w:p>
-      <w:pPr>
+        <w:t>agrade</w:t>
+      </w:r>
+      <w:r>
         <w:rPr>
           <w:rFonts w:ascii="FSAlbert" w:hAnsi="FSAlbert"/>
           <w:b/>
           <w:bCs/>
           <w:sz w:val="48"/>
           <w:szCs w:val="48"/>
+        </w:rPr>
+        <w:t xml:space="preserve"> :</w:t>
+      </w:r>
+    </w:p>
+    <w:p>
+      <w:pPr>
+        <w:jc w:val="center"/>
+        <w:rPr>
+          <w:rFonts w:ascii="FSAlbert" w:hAnsi="FSAlbert"/>
+          <w:b/>
+          <w:bCs/>
+          <w:sz w:val="48"/>
+          <w:szCs w:val="48"/>
+        </w:rPr>
+      </w:pPr>
+    </w:p>
+    <w:p>
+      <w:pPr>
+        <w:rPr>
+          <w:rFonts w:ascii="FSAlbert" w:hAnsi="FSAlbert"/>
+          <w:sz w:val="32"/>
+          <w:szCs w:val="32"/>
+        </w:rPr>
+      </w:pPr>
+      <w:r>
+        <w:rPr>
+          <w:rFonts w:ascii="FSAlbert" w:hAnsi="FSAlbert"/>
+          <w:sz w:val="32"/>
+          <w:szCs w:val="32"/>
+        </w:rPr>
+        <w:t xml:space="preserve">2024- </w:t>
+      </w:r>
+      <w:r>
+        <w:rPr>
+          <w:rFonts w:ascii="FSAlbert" w:hAnsi="FSAlbert"/>
+          <w:sz w:val="32"/>
+          <w:szCs w:val="32"/>
+        </w:rPr>
+        <w:t>zlato za vino iz berbe 2018 na Wine Vision by Open Balkan</w:t>
+      </w:r>
+    </w:p>
+    <w:p>
+      <w:pPr>
+        <w:rPr>
+          <w:rFonts w:ascii="FSAlbert" w:hAnsi="FSAlbert"/>
+          <w:sz w:val="32"/>
+          <w:szCs w:val="32"/>
+        </w:rPr>
+      </w:pPr>
+      <w:r>
+        <w:rPr>
+          <w:rFonts w:ascii="FSAlbert" w:hAnsi="FSAlbert"/>
+          <w:sz w:val="32"/>
+          <w:szCs w:val="32"/>
+        </w:rPr>
+        <w:t>2023-zlato za vino iz berbe 2018 na Wine Vision by Open Balkan</w:t>
+      </w:r>
+    </w:p>
+    <w:p>
+      <w:pPr>
+        <w:rPr>
+          <w:rFonts w:ascii="FSAlbert" w:hAnsi="FSAlbert"/>
+          <w:sz w:val="32"/>
+          <w:szCs w:val="32"/>
+        </w:rPr>
+      </w:pPr>
+      <w:r>
+        <w:rPr>
+          <w:rFonts w:ascii="FSAlbert" w:hAnsi="FSAlbert"/>
+          <w:sz w:val="32"/>
+          <w:szCs w:val="32"/>
+        </w:rPr>
+        <w:t>2022-top 50 vina Fruske Gore</w:t>
+      </w:r>
+    </w:p>
+    <w:p>
+      <w:pPr>
+        <w:jc w:val="center"/>
+        <w:rPr>
+          <w:rFonts w:ascii="FSAlbert" w:hAnsi="FSAlbert"/>
+          <w:b/>
+          <w:bCs/>
+          <w:sz w:val="48"/>
+          <w:szCs w:val="48"/>
+        </w:rPr>
+      </w:pPr>
+    </w:p>
+    <w:p>
+      <w:pPr>
+        <w:rPr>
+          <w:rFonts w:ascii="FSAlbert" w:hAnsi="FSAlbert"/>
+          <w:b/>
+          <w:bCs/>
+          <w:sz w:val="32"/>
+          <w:szCs w:val="32"/>
         </w:rPr>
       </w:pPr>
     </w:p>
@@ -1819,7 +2037,7 @@
 </file>
 
 <file path=word/numbering.xml><?xml version="1.0" encoding="utf-8"?>
-<w:numbering xmlns:wpc="http://schemas.microsoft.com/office/word/2010/wordprocessingCanvas" xmlns:cx="http://schemas.microsoft.com/office/drawing/2014/chartex" xmlns:cx1="http://schemas.microsoft.com/office/drawing/2015/9/8/chartex" xmlns:cx2="http://schemas.microsoft.com/office/drawing/2015/10/21/chartex" xmlns:cx3="http://schemas.microsoft.com/office/drawing/2016/5/9/chartex" xmlns:cx4="http://schemas.microsoft.com/office/drawing/2016/5/10/chartex" xmlns:cx5="http://schemas.microsoft.com/office/drawing/2016/5/11/chartex" xmlns:cx6="http://schemas.microsoft.com/office/drawing/2016/5/12/chartex" xmlns:cx7="http://schemas.microsoft.com/office/drawing/2016/5/13/chartex" xmlns:cx8="http://schemas.microsoft.com/office/drawing/2016/5/14/chartex" xmlns:mc="http://schemas.openxmlformats.org/markup-compatibility/2006" xmlns:aink="http://schemas.microsoft.com/office/drawing/2016/ink" xmlns:am3d="http://schemas.microsoft.com/office/drawing/2017/model3d" xmlns:o="urn:schemas-microsoft-com:office:office" xmlns:oel="http://schemas.microsoft.com/office/2019/extlst" xmlns:r="http://schemas.openxmlformats.org/officeDocument/2006/relationships" xmlns:m="http://schemas.openxmlformats.org/officeDocument/2006/math" xmlns:v="urn:schemas-microsoft-com:vml" xmlns:wp14="http://schemas.microsoft.com/office/word/2010/wordprocessingDrawing" xmlns:wp="http://schemas.openxmlformats.org/drawingml/2006/wordprocessingDrawing" xmlns:w10="urn:schemas-microsoft-com:office:word" xmlns:w="http://schemas.openxmlformats.org/wordprocessingml/2006/main" xmlns:w14="http://schemas.microsoft.com/office/word/2010/wordml" xmlns:w15="http://schemas.microsoft.com/office/word/2012/wordml" xmlns:w16cex="http://schemas.microsoft.com/office/word/2018/wordml/cex" xmlns:w16cid="http://schemas.microsoft.com/office/word/2016/wordml/cid" xmlns:w16="http://schemas.microsoft.com/office/word/2018/wordml" xmlns:w16sdtdh="http://schemas.microsoft.com/office/word/2020/wordml/sdtdatahash" xmlns:w16se="http://schemas.microsoft.com/office/word/2015/wordml/symex" xmlns:wpg="http://schemas.microsoft.com/office/word/2010/wordprocessingGroup" xmlns:wpi="http://schemas.microsoft.com/office/word/2010/wordprocessingInk" xmlns:wne="http://schemas.microsoft.com/office/word/2006/wordml" xmlns:wps="http://schemas.microsoft.com/office/word/2010/wordprocessingShape" mc:Ignorable="w14 w15 w16se w16cid w16 w16cex w16sdtdh wp14">
+<w:numbering xmlns:wpc="http://schemas.microsoft.com/office/word/2010/wordprocessingCanvas" xmlns:cx="http://schemas.microsoft.com/office/drawing/2014/chartex" xmlns:cx1="http://schemas.microsoft.com/office/drawing/2015/9/8/chartex" xmlns:cx2="http://schemas.microsoft.com/office/drawing/2015/10/21/chartex" xmlns:cx3="http://schemas.microsoft.com/office/drawing/2016/5/9/chartex" xmlns:cx4="http://schemas.microsoft.com/office/drawing/2016/5/10/chartex" xmlns:cx5="http://schemas.microsoft.com/office/drawing/2016/5/11/chartex" xmlns:cx6="http://schemas.microsoft.com/office/drawing/2016/5/12/chartex" xmlns:cx7="http://schemas.microsoft.com/office/drawing/2016/5/13/chartex" xmlns:cx8="http://schemas.microsoft.com/office/drawing/2016/5/14/chartex" xmlns:mc="http://schemas.openxmlformats.org/markup-compatibility/2006" xmlns:aink="http://schemas.microsoft.com/office/drawing/2016/ink" xmlns:am3d="http://schemas.microsoft.com/office/drawing/2017/model3d" xmlns:o="urn:schemas-microsoft-com:office:office" xmlns:oel="http://schemas.microsoft.com/office/2019/extlst" xmlns:r="http://schemas.openxmlformats.org/officeDocument/2006/relationships" xmlns:m="http://schemas.openxmlformats.org/officeDocument/2006/math" xmlns:v="urn:schemas-microsoft-com:vml" xmlns:wp14="http://schemas.microsoft.com/office/word/2010/wordprocessingDrawing" xmlns:wp="http://schemas.openxmlformats.org/drawingml/2006/wordprocessingDrawing" xmlns:w10="urn:schemas-microsoft-com:office:word" xmlns:w="http://schemas.openxmlformats.org/wordprocessingml/2006/main" xmlns:w14="http://schemas.microsoft.com/office/word/2010/wordml" xmlns:w15="http://schemas.microsoft.com/office/word/2012/wordml" xmlns:w16cex="http://schemas.microsoft.com/office/word/2018/wordml/cex" xmlns:w16cid="http://schemas.microsoft.com/office/word/2016/wordml/cid" xmlns:w16="http://schemas.microsoft.com/office/word/2018/wordml" xmlns:w16du="http://schemas.microsoft.com/office/word/2023/wordml/word16du" xmlns:w16sdtdh="http://schemas.microsoft.com/office/word/2020/wordml/sdtdatahash" xmlns:w16se="http://schemas.microsoft.com/office/word/2015/wordml/symex" xmlns:wpg="http://schemas.microsoft.com/office/word/2010/wordprocessingGroup" xmlns:wpi="http://schemas.microsoft.com/office/word/2010/wordprocessingInk" xmlns:wne="http://schemas.microsoft.com/office/word/2006/wordml" xmlns:wps="http://schemas.microsoft.com/office/word/2010/wordprocessingShape" mc:Ignorable="w14 w15 w16se w16cid w16 w16cex w16sdtdh w16du wp14">
   <w:abstractNum w:abstractNumId="0" w15:restartNumberingAfterBreak="0">
     <w:nsid w:val="228F1013"/>
     <w:multiLevelType w:val="hybridMultilevel"/>
@@ -2056,7 +2274,7 @@
 </file>
 
 <file path=word/styles.xml><?xml version="1.0" encoding="utf-8"?>
-<w:styles xmlns:mc="http://schemas.openxmlformats.org/markup-compatibility/2006" xmlns:r="http://schemas.openxmlformats.org/officeDocument/2006/relationships" xmlns:w="http://schemas.openxmlformats.org/wordprocessingml/2006/main" xmlns:w14="http://schemas.microsoft.com/office/word/2010/wordml" xmlns:w15="http://schemas.microsoft.com/office/word/2012/wordml" xmlns:w16cex="http://schemas.microsoft.com/office/word/2018/wordml/cex" xmlns:w16cid="http://schemas.microsoft.com/office/word/2016/wordml/cid" xmlns:w16="http://schemas.microsoft.com/office/word/2018/wordml" xmlns:w16sdtdh="http://schemas.microsoft.com/office/word/2020/wordml/sdtdatahash" xmlns:w16se="http://schemas.microsoft.com/office/word/2015/wordml/symex" mc:Ignorable="w14 w15 w16se w16cid w16 w16cex w16sdtdh">
+<w:styles xmlns:mc="http://schemas.openxmlformats.org/markup-compatibility/2006" xmlns:r="http://schemas.openxmlformats.org/officeDocument/2006/relationships" xmlns:w="http://schemas.openxmlformats.org/wordprocessingml/2006/main" xmlns:w14="http://schemas.microsoft.com/office/word/2010/wordml" xmlns:w15="http://schemas.microsoft.com/office/word/2012/wordml" xmlns:w16cex="http://schemas.microsoft.com/office/word/2018/wordml/cex" xmlns:w16cid="http://schemas.microsoft.com/office/word/2016/wordml/cid" xmlns:w16="http://schemas.microsoft.com/office/word/2018/wordml" xmlns:w16du="http://schemas.microsoft.com/office/word/2023/wordml/word16du" xmlns:w16sdtdh="http://schemas.microsoft.com/office/word/2020/wordml/sdtdatahash" xmlns:w16se="http://schemas.microsoft.com/office/word/2015/wordml/symex" mc:Ignorable="w14 w15 w16se w16cid w16 w16cex w16sdtdh w16du">
   <w:docDefaults>
     <w:rPrDefault>
       <w:rPr>
